--- a/docs/02_SecRS_Threat_Model.docx
+++ b/docs/02_SecRS_Threat_Model.docx
@@ -51,7 +51,7 @@
           </w:tcPr>
           <w:p>
             <w:r>
-              <w:t>[P01–P05]</w:t>
+              <w:t>P01</w:t>
             </w:r>
           </w:p>
         </w:tc>
@@ -74,7 +74,7 @@
           </w:tcPr>
           <w:p>
             <w:r>
-              <w:t>[Điền tên cặp đề tài SE–IA]</w:t>
+              <w:t>IT Helpdesk &amp; Service Request Management System × Secure Helpdesk Platform with Access Control and Security Monitoring</w:t>
             </w:r>
           </w:p>
         </w:tc>
@@ -97,7 +97,42 @@
           </w:tcPr>
           <w:p>
             <w:r>
-              <w:t>[Nhóm; họ tên, ngành, vai trò]</w:t>
+              <w:t>Group2</w:t>
+            </w:r>
+          </w:p>
+          <w:p>
+            <w:r>
+              <w:t>Nguyễn Trọng Khiêm | SE192700 | IA → IA | Trưởng nhóm và IA Lead</w:t>
+            </w:r>
+          </w:p>
+          <w:p>
+            <w:r>
+              <w:t>Nguyễn Tăng Minh Khánh | SE193903 | IA → IA | Access Control và AuthZ Testing</w:t>
+            </w:r>
+          </w:p>
+          <w:p>
+            <w:r>
+              <w:t>Huỳnh Minh Hoà | SE193707 | IA → IA | Logging và Security Monitoring</w:t>
+            </w:r>
+          </w:p>
+          <w:p>
+            <w:r>
+              <w:t>Vũ Hồng Nhi | SE182824 | IA → IA | Hardening Upload và Deployment Security</w:t>
+            </w:r>
+          </w:p>
+          <w:p>
+            <w:r>
+              <w:t>Phạm Nguyễn Minh Trí | SE192434 | SE → SE | SE Lead BA và Backend nghiệp vụ</w:t>
+            </w:r>
+          </w:p>
+          <w:p>
+            <w:r>
+              <w:t>Lê Phú Cường | SE200624 | AI → SE | Backend DB Auth và CRUD API</w:t>
+            </w:r>
+          </w:p>
+          <w:p>
+            <w:r>
+              <w:t>Nguyễn Nhật Chính | SE196524 | IS → SE | Frontend ReactJS và Deployment</w:t>
             </w:r>
           </w:p>
         </w:tc>
@@ -120,7 +155,7 @@
           </w:tcPr>
           <w:p>
             <w:r>
-              <w:t>[Họ tên]</w:t>
+              <w:t>Chưa cập nhật</w:t>
             </w:r>
           </w:p>
         </w:tc>
@@ -143,7 +178,7 @@
           </w:tcPr>
           <w:p>
             <w:r>
-              <w:t>[v1.0 / dd-mm-yyyy]</w:t>
+              <w:t>v0.1 / 22-10-2026</w:t>
             </w:r>
           </w:p>
         </w:tc>
@@ -166,7 +201,7 @@
           </w:tcPr>
           <w:p>
             <w:r>
-              <w:t>[Draft / Reviewed / Approved]</w:t>
+              <w:t>Draft</w:t>
             </w:r>
           </w:p>
         </w:tc>
@@ -266,6 +301,9 @@
             <w:shd w:fill="DDEAF3"/>
           </w:tcPr>
           <w:p>
+            <w:pPr>
+              <w:keepNext/>
+            </w:pPr>
             <w:r>
               <w:t>Asset</w:t>
             </w:r>
@@ -277,6 +315,9 @@
             <w:shd w:fill="DDEAF3"/>
           </w:tcPr>
           <w:p>
+            <w:pPr>
+              <w:keepNext/>
+            </w:pPr>
             <w:r>
               <w:t>C/I/A impact</w:t>
             </w:r>
@@ -288,6 +329,9 @@
             <w:shd w:fill="DDEAF3"/>
           </w:tcPr>
           <w:p>
+            <w:pPr>
+              <w:keepNext/>
+            </w:pPr>
             <w:r>
               <w:t>Owner</w:t>
             </w:r>
@@ -299,11 +343,18 @@
             <w:shd w:fill="DDEAF3"/>
           </w:tcPr>
           <w:p>
+            <w:pPr>
+              <w:keepNext/>
+            </w:pPr>
             <w:r>
               <w:t>Threat surface</w:t>
             </w:r>
           </w:p>
         </w:tc>
+        <w:trPr>
+          <w:tblHeader/>
+          <w:cantSplit/>
+        </w:trPr>
       </w:tr>
       <w:tr>
         <w:tc>
@@ -346,6 +397,9 @@
             </w:r>
           </w:p>
         </w:tc>
+        <w:trPr>
+          <w:cantSplit/>
+        </w:trPr>
       </w:tr>
       <w:tr>
         <w:tc>
@@ -388,6 +442,9 @@
             </w:r>
           </w:p>
         </w:tc>
+        <w:trPr>
+          <w:cantSplit/>
+        </w:trPr>
       </w:tr>
       <w:tr>
         <w:tc>
@@ -430,6 +487,9 @@
             </w:r>
           </w:p>
         </w:tc>
+        <w:trPr>
+          <w:cantSplit/>
+        </w:trPr>
       </w:tr>
       <w:tr>
         <w:tc>
@@ -472,6 +532,9 @@
             </w:r>
           </w:p>
         </w:tc>
+        <w:trPr>
+          <w:cantSplit/>
+        </w:trPr>
       </w:tr>
     </w:tbl>
     <w:p/>
@@ -503,6 +566,9 @@
             <w:shd w:fill="DDEAF3"/>
           </w:tcPr>
           <w:p>
+            <w:pPr>
+              <w:keepNext/>
+            </w:pPr>
             <w:r>
               <w:t>Loại dữ liệu</w:t>
             </w:r>
@@ -514,6 +580,9 @@
             <w:shd w:fill="DDEAF3"/>
           </w:tcPr>
           <w:p>
+            <w:pPr>
+              <w:keepNext/>
+            </w:pPr>
             <w:r>
               <w:t>Mức phân loại</w:t>
             </w:r>
@@ -525,6 +594,9 @@
             <w:shd w:fill="DDEAF3"/>
           </w:tcPr>
           <w:p>
+            <w:pPr>
+              <w:keepNext/>
+            </w:pPr>
             <w:r>
               <w:t>Lưu trữ</w:t>
             </w:r>
@@ -536,11 +608,18 @@
             <w:shd w:fill="DDEAF3"/>
           </w:tcPr>
           <w:p>
+            <w:pPr>
+              <w:keepNext/>
+            </w:pPr>
             <w:r>
               <w:t>Truy cập / retention</w:t>
             </w:r>
           </w:p>
         </w:tc>
+        <w:trPr>
+          <w:tblHeader/>
+          <w:cantSplit/>
+        </w:trPr>
       </w:tr>
       <w:tr>
         <w:tc>
@@ -583,6 +662,9 @@
             </w:r>
           </w:p>
         </w:tc>
+        <w:trPr>
+          <w:cantSplit/>
+        </w:trPr>
       </w:tr>
       <w:tr>
         <w:tc>
@@ -625,6 +707,9 @@
             </w:r>
           </w:p>
         </w:tc>
+        <w:trPr>
+          <w:cantSplit/>
+        </w:trPr>
       </w:tr>
       <w:tr>
         <w:tc>
@@ -667,6 +752,9 @@
             </w:r>
           </w:p>
         </w:tc>
+        <w:trPr>
+          <w:cantSplit/>
+        </w:trPr>
       </w:tr>
     </w:tbl>
     <w:p/>
@@ -704,6 +792,9 @@
             <w:shd w:fill="DDEAF3"/>
           </w:tcPr>
           <w:p>
+            <w:pPr>
+              <w:keepNext/>
+            </w:pPr>
             <w:r>
               <w:t>Threat ID</w:t>
             </w:r>
@@ -715,6 +806,9 @@
             <w:shd w:fill="DDEAF3"/>
           </w:tcPr>
           <w:p>
+            <w:pPr>
+              <w:keepNext/>
+            </w:pPr>
             <w:r>
               <w:t>STRIDE</w:t>
             </w:r>
@@ -726,6 +820,9 @@
             <w:shd w:fill="DDEAF3"/>
           </w:tcPr>
           <w:p>
+            <w:pPr>
+              <w:keepNext/>
+            </w:pPr>
             <w:r>
               <w:t>Asset / entry point</w:t>
             </w:r>
@@ -737,6 +834,9 @@
             <w:shd w:fill="DDEAF3"/>
           </w:tcPr>
           <w:p>
+            <w:pPr>
+              <w:keepNext/>
+            </w:pPr>
             <w:r>
               <w:t>Risk</w:t>
             </w:r>
@@ -748,11 +848,18 @@
             <w:shd w:fill="DDEAF3"/>
           </w:tcPr>
           <w:p>
+            <w:pPr>
+              <w:keepNext/>
+            </w:pPr>
             <w:r>
               <w:t>Control / SR</w:t>
             </w:r>
           </w:p>
         </w:tc>
+        <w:trPr>
+          <w:tblHeader/>
+          <w:cantSplit/>
+        </w:trPr>
       </w:tr>
       <w:tr>
         <w:tc>
@@ -805,6 +912,9 @@
             </w:r>
           </w:p>
         </w:tc>
+        <w:trPr>
+          <w:cantSplit/>
+        </w:trPr>
       </w:tr>
       <w:tr>
         <w:tc>
@@ -857,6 +967,9 @@
             </w:r>
           </w:p>
         </w:tc>
+        <w:trPr>
+          <w:cantSplit/>
+        </w:trPr>
       </w:tr>
       <w:tr>
         <w:tc>
@@ -909,6 +1022,9 @@
             </w:r>
           </w:p>
         </w:tc>
+        <w:trPr>
+          <w:cantSplit/>
+        </w:trPr>
       </w:tr>
       <w:tr>
         <w:tc>
@@ -961,6 +1077,9 @@
             </w:r>
           </w:p>
         </w:tc>
+        <w:trPr>
+          <w:cantSplit/>
+        </w:trPr>
       </w:tr>
       <w:tr>
         <w:tc>
@@ -1013,6 +1132,9 @@
             </w:r>
           </w:p>
         </w:tc>
+        <w:trPr>
+          <w:cantSplit/>
+        </w:trPr>
       </w:tr>
     </w:tbl>
     <w:p/>
@@ -1045,6 +1167,9 @@
             <w:shd w:fill="DDEAF3"/>
           </w:tcPr>
           <w:p>
+            <w:pPr>
+              <w:keepNext/>
+            </w:pPr>
             <w:r>
               <w:t>SR ID</w:t>
             </w:r>
@@ -1056,6 +1181,9 @@
             <w:shd w:fill="DDEAF3"/>
           </w:tcPr>
           <w:p>
+            <w:pPr>
+              <w:keepNext/>
+            </w:pPr>
             <w:r>
               <w:t>Security control</w:t>
             </w:r>
@@ -1067,6 +1195,9 @@
             <w:shd w:fill="DDEAF3"/>
           </w:tcPr>
           <w:p>
+            <w:pPr>
+              <w:keepNext/>
+            </w:pPr>
             <w:r>
               <w:t>Linked FR / BR</w:t>
             </w:r>
@@ -1078,6 +1209,9 @@
             <w:shd w:fill="DDEAF3"/>
           </w:tcPr>
           <w:p>
+            <w:pPr>
+              <w:keepNext/>
+            </w:pPr>
             <w:r>
               <w:t>Acceptance criteria</w:t>
             </w:r>
@@ -1089,11 +1223,18 @@
             <w:shd w:fill="DDEAF3"/>
           </w:tcPr>
           <w:p>
+            <w:pPr>
+              <w:keepNext/>
+            </w:pPr>
             <w:r>
               <w:t>Validation method</w:t>
             </w:r>
           </w:p>
         </w:tc>
+        <w:trPr>
+          <w:tblHeader/>
+          <w:cantSplit/>
+        </w:trPr>
       </w:tr>
       <w:tr>
         <w:tc>
@@ -1146,6 +1287,9 @@
             </w:r>
           </w:p>
         </w:tc>
+        <w:trPr>
+          <w:cantSplit/>
+        </w:trPr>
       </w:tr>
       <w:tr>
         <w:tc>
@@ -1198,6 +1342,9 @@
             </w:r>
           </w:p>
         </w:tc>
+        <w:trPr>
+          <w:cantSplit/>
+        </w:trPr>
       </w:tr>
       <w:tr>
         <w:tc>
@@ -1250,6 +1397,9 @@
             </w:r>
           </w:p>
         </w:tc>
+        <w:trPr>
+          <w:cantSplit/>
+        </w:trPr>
       </w:tr>
       <w:tr>
         <w:tc>
@@ -1302,6 +1452,9 @@
             </w:r>
           </w:p>
         </w:tc>
+        <w:trPr>
+          <w:cantSplit/>
+        </w:trPr>
       </w:tr>
       <w:tr>
         <w:tc>
@@ -1354,6 +1507,9 @@
             </w:r>
           </w:p>
         </w:tc>
+        <w:trPr>
+          <w:cantSplit/>
+        </w:trPr>
       </w:tr>
     </w:tbl>
     <w:p/>
@@ -1386,6 +1542,9 @@
             <w:shd w:fill="DDEAF3"/>
           </w:tcPr>
           <w:p>
+            <w:pPr>
+              <w:keepNext/>
+            </w:pPr>
             <w:r>
               <w:t>Resource / action</w:t>
             </w:r>
@@ -1397,6 +1556,9 @@
             <w:shd w:fill="DDEAF3"/>
           </w:tcPr>
           <w:p>
+            <w:pPr>
+              <w:keepNext/>
+            </w:pPr>
             <w:r>
               <w:t>User</w:t>
             </w:r>
@@ -1408,6 +1570,9 @@
             <w:shd w:fill="DDEAF3"/>
           </w:tcPr>
           <w:p>
+            <w:pPr>
+              <w:keepNext/>
+            </w:pPr>
             <w:r>
               <w:t>Staff</w:t>
             </w:r>
@@ -1419,6 +1584,9 @@
             <w:shd w:fill="DDEAF3"/>
           </w:tcPr>
           <w:p>
+            <w:pPr>
+              <w:keepNext/>
+            </w:pPr>
             <w:r>
               <w:t>Manager</w:t>
             </w:r>
@@ -1430,11 +1598,18 @@
             <w:shd w:fill="DDEAF3"/>
           </w:tcPr>
           <w:p>
+            <w:pPr>
+              <w:keepNext/>
+            </w:pPr>
             <w:r>
               <w:t>Admin</w:t>
             </w:r>
           </w:p>
         </w:tc>
+        <w:trPr>
+          <w:tblHeader/>
+          <w:cantSplit/>
+        </w:trPr>
       </w:tr>
       <w:tr>
         <w:tc>
@@ -1487,6 +1662,9 @@
             </w:r>
           </w:p>
         </w:tc>
+        <w:trPr>
+          <w:cantSplit/>
+        </w:trPr>
       </w:tr>
       <w:tr>
         <w:tc>
@@ -1539,6 +1717,9 @@
             </w:r>
           </w:p>
         </w:tc>
+        <w:trPr>
+          <w:cantSplit/>
+        </w:trPr>
       </w:tr>
       <w:tr>
         <w:tc>
@@ -1591,6 +1772,9 @@
             </w:r>
           </w:p>
         </w:tc>
+        <w:trPr>
+          <w:cantSplit/>
+        </w:trPr>
       </w:tr>
       <w:tr>
         <w:tc>
@@ -1643,6 +1827,9 @@
             </w:r>
           </w:p>
         </w:tc>
+        <w:trPr>
+          <w:cantSplit/>
+        </w:trPr>
       </w:tr>
     </w:tbl>
     <w:p/>
@@ -1675,6 +1862,9 @@
             <w:shd w:fill="DDEAF3"/>
           </w:tcPr>
           <w:p>
+            <w:pPr>
+              <w:keepNext/>
+            </w:pPr>
             <w:r>
               <w:t>SEC-TC ID</w:t>
             </w:r>
@@ -1686,6 +1876,9 @@
             <w:shd w:fill="DDEAF3"/>
           </w:tcPr>
           <w:p>
+            <w:pPr>
+              <w:keepNext/>
+            </w:pPr>
             <w:r>
               <w:t>Threat / SR</w:t>
             </w:r>
@@ -1697,6 +1890,9 @@
             <w:shd w:fill="DDEAF3"/>
           </w:tcPr>
           <w:p>
+            <w:pPr>
+              <w:keepNext/>
+            </w:pPr>
             <w:r>
               <w:t>Test data &amp; steps</w:t>
             </w:r>
@@ -1708,6 +1904,9 @@
             <w:shd w:fill="DDEAF3"/>
           </w:tcPr>
           <w:p>
+            <w:pPr>
+              <w:keepNext/>
+            </w:pPr>
             <w:r>
               <w:t>Expected</w:t>
             </w:r>
@@ -1719,11 +1918,18 @@
             <w:shd w:fill="DDEAF3"/>
           </w:tcPr>
           <w:p>
+            <w:pPr>
+              <w:keepNext/>
+            </w:pPr>
             <w:r>
               <w:t>Evidence</w:t>
             </w:r>
           </w:p>
         </w:tc>
+        <w:trPr>
+          <w:tblHeader/>
+          <w:cantSplit/>
+        </w:trPr>
       </w:tr>
       <w:tr>
         <w:tc>
@@ -1776,6 +1982,9 @@
             </w:r>
           </w:p>
         </w:tc>
+        <w:trPr>
+          <w:cantSplit/>
+        </w:trPr>
       </w:tr>
       <w:tr>
         <w:tc>
@@ -1828,6 +2037,9 @@
             </w:r>
           </w:p>
         </w:tc>
+        <w:trPr>
+          <w:cantSplit/>
+        </w:trPr>
       </w:tr>
       <w:tr>
         <w:tc>
@@ -1880,6 +2092,9 @@
             </w:r>
           </w:p>
         </w:tc>
+        <w:trPr>
+          <w:cantSplit/>
+        </w:trPr>
       </w:tr>
       <w:tr>
         <w:tc>
@@ -1932,6 +2147,9 @@
             </w:r>
           </w:p>
         </w:tc>
+        <w:trPr>
+          <w:cantSplit/>
+        </w:trPr>
       </w:tr>
     </w:tbl>
     <w:p/>
@@ -1963,6 +2181,9 @@
             <w:shd w:fill="DDEAF3"/>
           </w:tcPr>
           <w:p>
+            <w:pPr>
+              <w:keepNext/>
+            </w:pPr>
             <w:r>
               <w:t>Tool</w:t>
             </w:r>
@@ -1974,6 +2195,9 @@
             <w:shd w:fill="DDEAF3"/>
           </w:tcPr>
           <w:p>
+            <w:pPr>
+              <w:keepNext/>
+            </w:pPr>
             <w:r>
               <w:t>Purpose</w:t>
             </w:r>
@@ -1985,6 +2209,9 @@
             <w:shd w:fill="DDEAF3"/>
           </w:tcPr>
           <w:p>
+            <w:pPr>
+              <w:keepNext/>
+            </w:pPr>
             <w:r>
               <w:t>Configuration / scope</w:t>
             </w:r>
@@ -1996,11 +2223,18 @@
             <w:shd w:fill="DDEAF3"/>
           </w:tcPr>
           <w:p>
+            <w:pPr>
+              <w:keepNext/>
+            </w:pPr>
             <w:r>
               <w:t>Owner</w:t>
             </w:r>
           </w:p>
         </w:tc>
+        <w:trPr>
+          <w:tblHeader/>
+          <w:cantSplit/>
+        </w:trPr>
       </w:tr>
       <w:tr>
         <w:tc>
@@ -2043,6 +2277,9 @@
             </w:r>
           </w:p>
         </w:tc>
+        <w:trPr>
+          <w:cantSplit/>
+        </w:trPr>
       </w:tr>
       <w:tr>
         <w:tc>
@@ -2085,6 +2322,9 @@
             </w:r>
           </w:p>
         </w:tc>
+        <w:trPr>
+          <w:cantSplit/>
+        </w:trPr>
       </w:tr>
       <w:tr>
         <w:tc>
@@ -2127,6 +2367,9 @@
             </w:r>
           </w:p>
         </w:tc>
+        <w:trPr>
+          <w:cantSplit/>
+        </w:trPr>
       </w:tr>
     </w:tbl>
     <w:p/>
@@ -2159,6 +2402,9 @@
             <w:shd w:fill="DDEAF3"/>
           </w:tcPr>
           <w:p>
+            <w:pPr>
+              <w:keepNext/>
+            </w:pPr>
             <w:r>
               <w:t>Risk</w:t>
             </w:r>
@@ -2170,6 +2416,9 @@
             <w:shd w:fill="DDEAF3"/>
           </w:tcPr>
           <w:p>
+            <w:pPr>
+              <w:keepNext/>
+            </w:pPr>
             <w:r>
               <w:t>Severity</w:t>
             </w:r>
@@ -2181,6 +2430,9 @@
             <w:shd w:fill="DDEAF3"/>
           </w:tcPr>
           <w:p>
+            <w:pPr>
+              <w:keepNext/>
+            </w:pPr>
             <w:r>
               <w:t>Mitigation</w:t>
             </w:r>
@@ -2192,6 +2444,9 @@
             <w:shd w:fill="DDEAF3"/>
           </w:tcPr>
           <w:p>
+            <w:pPr>
+              <w:keepNext/>
+            </w:pPr>
             <w:r>
               <w:t>Residual risk</w:t>
             </w:r>
@@ -2203,11 +2458,18 @@
             <w:shd w:fill="DDEAF3"/>
           </w:tcPr>
           <w:p>
+            <w:pPr>
+              <w:keepNext/>
+            </w:pPr>
             <w:r>
               <w:t>Decision</w:t>
             </w:r>
           </w:p>
         </w:tc>
+        <w:trPr>
+          <w:tblHeader/>
+          <w:cantSplit/>
+        </w:trPr>
       </w:tr>
       <w:tr>
         <w:tc>
@@ -2260,6 +2522,9 @@
             </w:r>
           </w:p>
         </w:tc>
+        <w:trPr>
+          <w:cantSplit/>
+        </w:trPr>
       </w:tr>
       <w:tr>
         <w:tc>
@@ -2312,6 +2577,9 @@
             </w:r>
           </w:p>
         </w:tc>
+        <w:trPr>
+          <w:cantSplit/>
+        </w:trPr>
       </w:tr>
       <w:tr>
         <w:tc>
@@ -2364,6 +2632,9 @@
             </w:r>
           </w:p>
         </w:tc>
+        <w:trPr>
+          <w:cantSplit/>
+        </w:trPr>
       </w:tr>
     </w:tbl>
     <w:p/>

--- a/docs/02_SecRS_Threat_Model.docx
+++ b/docs/02_SecRS_Threat_Model.docx
@@ -528,7 +528,7 @@
                 <w:szCs w:val="18"/>
                 <w:rtl w:val="0"/>
               </w:rPr>
-              <w:t xml:space="preserve">v1.1 / 29-10-2026</w:t>
+              <w:t xml:space="preserve">v1.2 / 30-10-2026</w:t>
             </w:r>
           </w:p>
         </w:tc>
@@ -2595,23 +2595,7 @@
         <w:rPr>
           <w:rtl w:val="0"/>
         </w:rPr>
-        <w:t xml:space="preserve">Nguồn: </w:t>
-      </w:r>
-      <w:hyperlink r:id="rId7">
-        <w:r>
-          <w:rPr>
-            <w:color w:val="1155cc"/>
-            <w:u w:val="single"/>
-            <w:rtl w:val="0"/>
-          </w:rPr>
-          <w:t xml:space="preserve">SDD §1/§3/§4.3/§7–9</w:t>
-        </w:r>
-      </w:hyperlink>
-      <w:r>
-        <w:rPr>
-          <w:rtl w:val="0"/>
-        </w:rPr>
-        <w:t xml:space="preserve">; bản DFD v0.2 được nhúng ở Hình 3-1. Repo main hiện còn P01_DFD_v0.1.drawio; nguồn v0.2 đang chờ cập nhật repo.</w:t>
+        <w:t xml:space="preserve">Nguồn: SDD §1/§3/§4.3/§5/§7–9 và ảnh DFD v0.2 Hình 3-1. DFD v0.2 đã tải vào Draft PR #3: https://github.com/Tam3332/P01-IT-Helpdesk/pull/3 ; main vẫn giữ v0.1 khi PR chưa gộp. Lab/Compose mới ở PR #5/#6 là đầu vào rà triển khai, chưa thay xác nhận thiết kế.</w:t>
       </w:r>
     </w:p>
     <w:p>
@@ -3974,7 +3958,7 @@
         <w:rPr>
           <w:rtl w:val="0"/>
         </w:rPr>
-        <w:t xml:space="preserve">PC-01 — Tải tệp (Nhi + Cường/Trí, T2-11). SRS HD04/UC-03 yêu cầu signed URL có hạn, SDD §4 đang mô tả byte stream và §4.3 ghi chờ chốt. Cần xác nhận đường tải, TTL/thu hồi và sửa API/DFD nếu tải trực tiếp từ storage. Chưa nghiệm thu phần URL hết hạn của SEC-TC-HD-03.4.</w:t>
+        <w:t xml:space="preserve">PC-01 — Tải tệp (Nhi + Cường/Trí, T2-11). SRS HD04/UC-03 yêu cầu signed URL có hạn, SDD §4.3 vẫn chờ giữa byte stream và signed URL. PR #5 đã có kế hoạch IA-HD03 và EV-HD-23 ở trạng thái NOT RUN, chưa có Backend để chạy upload/download. Cần chốt cơ chế, TTL/thu hồi và quyền tải trước khi cập nhật API/DFD và nghiệm thu SEC-TC-HD-03.4. Nguồn: https://github.com/Tam3332/P01-IT-Helpdesk/pull/5.</w:t>
       </w:r>
     </w:p>
     <w:p>
@@ -3988,7 +3972,7 @@
         <w:rPr>
           <w:rtl w:val="0"/>
         </w:rPr>
-        <w:t xml:space="preserve">PC-02 — Reopen và trạng thái (Trí + Cường + Khánh). SRS/SDD §4 ghi ticket giữ Resolved khi request PENDING; SDD §2 còn REOPEN_PENDING ở vòng đời ticket; §5 Access Matrix có Reopened → In Progress. Cần thống nhất ticket state với request status, người xử lý sau duyệt và công thức SLA reopen trong SRS/SDD trước khi chốt ca -05/-06.</w:t>
+        <w:t xml:space="preserve">PC-02 — Reopen và trạng thái (Trí + Cường + Khánh; Chính sửa màn hình). Đối chiếu ticket state với trạng thái request PENDING và SLA khi mở lại. SDD §5 đã có screen flow/wireframe, nhưng Hình 5.1 còn nhánh Closed → Request Reopen; theo SRS BR-HD-04, yêu cầu phải đi từ Resolved trong 7 ngày, Closed là cuối. Cần đồng bộ sơ đồ §2/§5, API và SRS; không dùng hình hiện tại làm quyết định nghiệp vụ đã chốt.</w:t>
       </w:r>
     </w:p>
     <w:p>
@@ -4002,7 +3986,7 @@
         <w:rPr>
           <w:rtl w:val="0"/>
         </w:rPr>
-        <w:t xml:space="preserve">PC-03 — Quyền và mã lỗi (Khánh + Cường/Trí). Baseline §5: ngoài phạm vi xem → 404; xem được nhưng không có quyền thao tác → 403; sai state sau kiểm quyền → 422. SDD §4/§6 còn cho Manager đổi status, §5 chỉ Staff phụ trách; SDD tải file All Roles (Scoped), §5 chặn Admin tải byte. SRS còn ghi một số ghi trái quyền là 403 và Staff chuyển New → Resolved là 422, trong khi New chỉ xem theo §5. Cần thống nhất thứ tự kiểm tra và contract, gồm xử lý Employee gửi isInternal=true và quyền tệp gắn ghi chú nội bộ; không tự coi mâu thuẫn đã được SE chấp nhận.</w:t>
+        <w:t xml:space="preserve">PC-03 — Quyền và mã lỗi (Khánh + Cường/Trí). Access Matrix đã vào main qua PR #4. Đề xuất v1.2 theo SDD §6.5: token không hợp lệ → 401; role không được gọi endpoint → 403 trước khi đọc tài nguyên; khi role được gọi API, ticket ngoài phạm vi xem → 404; trong phạm vi nhưng không được thao tác → 403; sai trạng thái → 422. Giải pháp rỗng/khoảng trắng/&lt;20 ký tự là lỗi validation → 400 theo BR-HD-01. SDD §4 vẫn cần đồng bộ Manager PATCH status và quyền Admin tải byte với ma trận; quyền file nội bộ/isInternal cũng cần SE–Khánh xác nhận. Đề xuất chưa thay xác nhận baseline. Nguồn: https://github.com/Tam3332/P01-IT-Helpdesk/pull/4.</w:t>
       </w:r>
     </w:p>
     <w:p>
@@ -4016,7 +4000,7 @@
         <w:rPr>
           <w:rtl w:val="0"/>
         </w:rPr>
-        <w:t xml:space="preserve">PC-04 — Log/cảnh báo (Hoà + Backend, T2-10; Nhi bảo vệ lưu trữ). Đường Backend → JSONL → Monitoring có trong SDD §7. Schema before/after và tên event chi tiết, phạm vi bộ đếm login, nơi lưu/cấp quyền xem cảnh báo, rule AUTHZ_DENIED 3 lần/5 phút, retention 30 ngày và Python/Wazuh còn cần xác nhận. Các giá trị Proposed không dùng làm tiêu chí PASS trước phê duyệt.</w:t>
+        <w:t xml:space="preserve">PC-04 — Log/cảnh báo (Hoà + Backend, T2-10; Nhi bảo vệ lưu trữ). SDD §7 đã có catalog và schema JSONL mức thiết kế, đường Backend → JSONL → Monitoring. Cần Backend xác nhận tên event, before/after, phạm vi bộ đếm, nơi lưu/cấp quyền cảnh báo; rule AUTHZ_DENIED 3 lần/5 phút, retention 30 ngày và Python/Wazuh vẫn còn Proposed. Chưa có kết quả tích hợp để kết luận PASS hoặc đóng rủi ro monitoring.</w:t>
       </w:r>
     </w:p>
     <w:p>
@@ -4030,7 +4014,7 @@
         <w:rPr>
           <w:rtl w:val="0"/>
         </w:rPr>
-        <w:t xml:space="preserve">PC-05 — Deployment (Nhi + Chính + Trí, T2-04). SDD §8 đã có bảng Controls/NFR/SR mapping nhưng chưa đủ sơ đồ mạng/container, ports/volume, TLS, quyền DB/log, secrets và backup cụ thể. Đây là đầu vào để nghiệm thu TB1–TB3 và SEC-TC-HD-08; không kết luận toàn bộ §8 trống, cũng không coi mapping là bằng chứng triển khai.</w:t>
+        <w:t xml:space="preserve">PC-05 — Deployment (Nhi + Chính + Trí). PR #5 đã bổ sung lab architecture, tool draft và báo cáo EV-HD-28 Partially Verified; báo cáo dẫn 4 log gốc nhưng các log này chưa đính kèm trong PR. PR #6 có Compose, Dockerfile, network/volume và minh chứng Frontend/PostgreSQL; Backend và cấu hình gateway/TLS còn chờ tích hợp. Sơ đồ lab Nhi là môi trường Nginx kiểm tra riêng, không đồng nhất với cấu hình Compose tích hợp của Chính. Đối chiếu đúng môi trường/commit trước nghiệm thu TB1–TB3, ports/TLS/secrets/backup. Nguồn: https://github.com/Tam3332/P01-IT-Helpdesk/pull/5 ; https://github.com/Tam3332/P01-IT-Helpdesk/pull/6.</w:t>
       </w:r>
     </w:p>
     <w:p>
@@ -4044,7 +4028,7 @@
         <w:rPr>
           <w:rtl w:val="0"/>
         </w:rPr>
-        <w:t xml:space="preserve">PC-06 — Mã NFR/tham chiếu (Chính + Cường/Trí, T2-13/T2-14). Bộ hồ sơ v1.1 dùng NFR-01…NFR-08 theo bảng SRS §8; Use Case ở SRS §6. Đã chuẩn hóa tham chiếu audit/rollback/giao diện và mã test theo ý nghĩa của bảng NFR trong bản SRS gộp Review 1; chờ SE review các sửa đổi. Chưa có kiểm thử thực tế; risk residual chưa chấm và §9 chỉ ký sau review/xác minh theo quy trình.</w:t>
+        <w:t xml:space="preserve">PC-06 — Mã NFR/tham chiếu (Chính + Cường/Trí, T2-13/T2-14). Bộ hồ sơ v1.2 dùng NFR-01…NFR-08 theo SRS §8, Use Case ở §6. Tham chiếu audit/rollback/UI và mã test đã chuẩn hóa; mapping NFR của SCR-01…09 ở SDD §5 tiếp tục rà theo bảng này, bỏ NFR-10 không tồn tại và dùng NFR-03 cho Usability. SE review trước baseline. PR #2 FE đã gộp; PR #3 hồ sơ đang Draft. Kết quả lab một phần không thay kiểm thử ứng dụng, xác nhận residual risk hoặc chữ ký GV.</w:t>
       </w:r>
     </w:p>
     <w:p>
@@ -4064,7 +4048,7 @@
     <w:tbl>
       <w:tblPr>
         <w:tblStyle w:val="Table5"/>
-        <w:tblW w:w="9900.0" w:type="dxa"/>
+        <w:tblW w:w="10440.0" w:type="dxa"/>
         <w:jc w:val="center"/>
         <w:tblBorders>
           <w:top w:color="000000" w:space="0" w:sz="4" w:val="single"/>
@@ -4078,18 +4062,18 @@
         <w:tblLook w:val="0400"/>
       </w:tblPr>
       <w:tblGrid>
-        <w:gridCol w:w="1980"/>
+        <w:gridCol w:w="1965"/>
         <w:gridCol w:w="2550"/>
         <w:gridCol w:w="1410"/>
         <w:gridCol w:w="2265"/>
-        <w:gridCol w:w="1695"/>
+        <w:gridCol w:w="2250"/>
         <w:tblGridChange w:id="0">
           <w:tblGrid>
-            <w:gridCol w:w="1980"/>
+            <w:gridCol w:w="1965"/>
             <w:gridCol w:w="2550"/>
             <w:gridCol w:w="1410"/>
             <w:gridCol w:w="2265"/>
-            <w:gridCol w:w="1695"/>
+            <w:gridCol w:w="2250"/>
           </w:tblGrid>
         </w:tblGridChange>
       </w:tblGrid>
@@ -4751,35 +4735,35 @@
               <w:rPr>
                 <w:rtl w:val="0"/>
               </w:rPr>
-              <w:t xml:space="preserve">Theo SRS HD04: tối đa 5 tệp/ticket, ≤10 MB/tệp; allowlist jpg, jpeg, png, gif, pdf, docx, xlsx, txt, log. Backend kiểm phần mở rộng/MIME/chữ ký nội dung, giới hạn và quyền ticket cha; chuẩn hóa tên, lưu ngoài webroot, kiểm attachment thuộc ticket khi tải, ghi log. Cơ chế tải và TTL chờ T2-11/SDD §4.3.</w:t>
-            </w:r>
-          </w:p>
-        </w:tc>
-        <w:tc>
-          <w:tcPr/>
-          <w:p>
-            <w:pPr>
-              <w:rPr/>
-            </w:pPr>
-            <w:r>
-              <w:rPr>
-                <w:rtl w:val="0"/>
-              </w:rPr>
-              <w:t xml:space="preserve">HD01, HD04, HD05, HD09; NFR-01, NFR-05.</w:t>
-            </w:r>
-          </w:p>
-        </w:tc>
-        <w:tc>
-          <w:tcPr/>
-          <w:p>
-            <w:pPr>
-              <w:rPr/>
-            </w:pPr>
-            <w:r>
-              <w:rPr>
-                <w:rtl w:val="0"/>
-              </w:rPr>
-              <w:t xml:space="preserve">Tệp hợp lệ trong giới hạn được xử lý theo quyền. Sai loại/MIME, &gt;10 MB hoặc file thứ 6 → 400, không lưu. Actor có quyền upload nhưng ticket Closed → 422; role không có quyền thao tác → 403 khi xem được ticket; ngoài phạm vi xem hoặc file không thuộc ticket → 404. Tên file không thoát thư mục cho phép; kho file không bị truy cập công khai vượt kiểm quyền. Không trả byte tệp trái quyền; log không lộ mật khẩu/JWT. URL hết hạn/thu hồi chỉ nghiệm thu sau khi chốt cơ chế và TTL (§3.4).</w:t>
+              <w:t xml:space="preserve">Theo SRS HD04: tối đa 5 tệp/ticket, ≤10 MB/tệp; allowlist jpg, jpeg, png, gif, pdf, docx, xlsx, txt, log. Backend kiểm tra phần mở rộng, MIME, chữ ký nội dung, giới hạn upload và quyền đối với ticket cha; chuẩn hóa tên tệp, lưu ngoài webroot, kiểm tra attachment thuộc ticket khi tải xuống và ghi log. Cơ chế tải và TTL chờ T2-11/SDD §4.3. </w:t>
+            </w:r>
+          </w:p>
+        </w:tc>
+        <w:tc>
+          <w:tcPr/>
+          <w:p>
+            <w:pPr>
+              <w:rPr/>
+            </w:pPr>
+            <w:r>
+              <w:rPr>
+                <w:rtl w:val="0"/>
+              </w:rPr>
+              <w:t xml:space="preserve">HD01, HD04, HD05, HD09; NFR-01, NFR-05. </w:t>
+            </w:r>
+          </w:p>
+        </w:tc>
+        <w:tc>
+          <w:tcPr/>
+          <w:p>
+            <w:pPr>
+              <w:rPr/>
+            </w:pPr>
+            <w:r>
+              <w:rPr>
+                <w:rtl w:val="0"/>
+              </w:rPr>
+              <w:t xml:space="preserve">Tệp hợp lệ trong giới hạn được xử lý theo quyền. Sai loại/MIME, &gt;10 MB hoặc file thứ 6 → 400, không lưu. Actor có quyền upload nhưng ticket Closed → 422; role không có quyền thao tác → 403 khi được phép xem ticket; ngoài phạm vi xem hoặc file không thuộc ticket → 404. Tên tệp và đường dẫn được xử lý để không cho phép truy cập ra ngoài thư mục lưu trữ quy định; kho file không bị truy cập công khai vượt kiểm quyền. Không trả byte tệp trái quyền; log không lộ mật khẩu/JWT. URL hết hạn/thu hồi chỉ nghiệm thu sau khi chốt cơ chế và TTL (§3.4). </w:t>
             </w:r>
           </w:p>
         </w:tc>
@@ -4799,7 +4783,7 @@
                 <w:color w:val="000000"/>
                 <w:rtl w:val="0"/>
               </w:rPr>
-              <w:t xml:space="preserve">SEC-TC-HD-03.1: loại/MIME; -03.2: dung lượng/số lượng; -03.3: tên tệp/đường dẫn; -03.4: quyền tải/URL; -03.5: log và upload khi Closed. Cùng nhóm SEC-TC-HD-03 → EV-HD-23.</w:t>
+              <w:t xml:space="preserve">SEC-TC-HD-03.1: loại/MIME; -03.2: dung lượng/số lượng; -03.3: tên tệp/đường dẫn; -03.4: quyền tải/URL; -03.5: log và upload khi Closed. Cùng nhóm SEC-TC-HD-03 → EV-HD-23. </w:t>
             </w:r>
           </w:p>
         </w:tc>
@@ -5207,45 +5191,56 @@
               <w:rPr>
                 <w:rtl w:val="0"/>
               </w:rPr>
-              <w:t xml:space="preserve">Cấu hình HTTPS/TLS phù hợp; thiết lập các HTTP Security Headers cần thiết; không lưu thông tin bí mật trực tiếp trong mã nguồn; áp dụng nguyên tắc đặc quyền tối thiểu cho dịch vụ và container; chỉ mở các cổng cần thiết; bảo đảm nhật ký bảo mật không chứa mật khẩu, token hoặc dữ liệu nhạy cảm không cần thiết.</w:t>
-            </w:r>
-          </w:p>
-          <w:p>
-            <w:pPr>
-              <w:rPr/>
-            </w:pPr>
-            <w:r>
-              <w:rPr>
-                <w:rtl w:val="0"/>
-              </w:rPr>
-            </w:r>
-          </w:p>
-        </w:tc>
-        <w:tc>
-          <w:tcPr/>
-          <w:p>
-            <w:pPr>
-              <w:rPr/>
-            </w:pPr>
-            <w:r>
-              <w:rPr>
-                <w:rtl w:val="0"/>
-              </w:rPr>
-              <w:t xml:space="preserve">NFR-01, NFR-05, NFR-07, NFR-08.</w:t>
-            </w:r>
-          </w:p>
-        </w:tc>
-        <w:tc>
-          <w:tcPr/>
-          <w:p>
-            <w:pPr>
-              <w:rPr/>
-            </w:pPr>
-            <w:r>
-              <w:rPr>
-                <w:rtl w:val="0"/>
-              </w:rPr>
-              <w:t xml:space="preserve">Kết nối HTTPS/TLS đáp ứng cấu hình bảo mật đã được phê duyệt. Các Security Headers bắt buộc được thiết lập với giá trị phù hợp. Không phát hiện thông tin bí mật được ghi trực tiếp trong mã nguồn hoặc cấu hình đã rà soát. Dịch vụ chạy với quyền tối thiểu cần thiết, chỉ mở các cổng được yêu cầu và nhật ký không làm lộ thông tin xác thực nhạy cảm. </w:t>
+              <w:t xml:space="preserve">Cấu hình HTTPS/TLS phù hợp; thiết lập các HTTP Security Headers cần thiết; không lưu thông tin bí mật trực tiếp trong mã nguồn; áp dụng nguyên tắc đặc quyền tối thiểu cho dịch vụ và container; chỉ mở các cổng cần thiết; bảo đảm nhật ký bảo mật không chứa mật khẩu, token hoặc dữ liệu nhạy cảm không cần thiết. </w:t>
+            </w:r>
+          </w:p>
+          <w:p>
+            <w:pPr>
+              <w:rPr/>
+            </w:pPr>
+            <w:r>
+              <w:rPr>
+                <w:rtl w:val="0"/>
+              </w:rPr>
+            </w:r>
+          </w:p>
+        </w:tc>
+        <w:tc>
+          <w:tcPr/>
+          <w:p>
+            <w:pPr>
+              <w:rPr/>
+            </w:pPr>
+            <w:r>
+              <w:rPr>
+                <w:rtl w:val="0"/>
+              </w:rPr>
+              <w:t xml:space="preserve">NFR-01, NFR-05, NFR-07, NFR-08. </w:t>
+            </w:r>
+          </w:p>
+        </w:tc>
+        <w:tc>
+          <w:tcPr/>
+          <w:p>
+            <w:pPr>
+              <w:spacing w:after="240" w:before="240" w:lineRule="auto"/>
+              <w:rPr/>
+            </w:pPr>
+            <w:r>
+              <w:rPr>
+                <w:rtl w:val="0"/>
+              </w:rPr>
+              <w:t xml:space="preserve">Kết nối HTTPS/TLS đáp ứng cấu hình bảo mật đã được phê duyệt. Các Security Headers bắt buộc được thiết lập với giá trị phù hợp. Không phát hiện thông tin bí mật được ghi trực tiếp trong mã nguồn hoặc cấu hình đã rà soát. Dịch vụ chạy với quyền tối thiểu cần thiết, chỉ mở các cổng được yêu cầu và nhật ký không làm lộ thông tin xác thực nhạy cảm. Kết quả kiểm thử ghi rõ container/dịch vụ được kiểm tra và bằng chứng tương ứng.</w:t>
+            </w:r>
+          </w:p>
+          <w:p>
+            <w:pPr>
+              <w:rPr/>
+            </w:pPr>
+            <w:r>
+              <w:rPr>
+                <w:rtl w:val="0"/>
+              </w:rPr>
             </w:r>
           </w:p>
         </w:tc>
@@ -5264,7 +5259,7 @@
                 <w:color w:val="000000"/>
                 <w:rtl w:val="0"/>
               </w:rPr>
-              <w:t xml:space="preserve">SEC-TC-HD-08.1: TLS; -08.2: HTTP Security Headers; -08.3: secrets; -08.4: quyền dịch vụ/container/DB, cổng; -08.5: log. Cùng nhóm SEC-TC-HD-08 → EV-HD-28; kiểm cấu hình bảo vệ token theo ADR liên quan TH-08.</w:t>
+              <w:t xml:space="preserve">SEC-TC-HD-08.1: TLS; -08.2: HTTP Security Headers; -08.3: secrets; -08.4: quyền dịch vụ/container/DB, cổng; -08.5: log. Cùng nhóm SEC-TC-HD-08 → EV-HD-28; kiểm cấu hình bảo vệ token theo ADR liên quan TH-08. </w:t>
             </w:r>
             <w:r>
               <w:rPr>
@@ -21529,7 +21524,7 @@
           <w:bCs w:val="1"/>
           <w:rtl w:val="0"/>
         </w:rPr>
-        <w:t xml:space="preserve">Quy tắc mã lỗi. API bảo vệ kiểm xác thực trước: token thiếu/không hợp lệ → 401. Với actor đã xác thực: ngoài phạm vi xem ticket → 404; xem được nhưng role không được thao tác → 403; sai trạng thái sau kiểm quyền → 422. Từ chối do phân quyền phải có AUTHZ_DENIED (IA-HD02/04); không mặc định lỗi validation, sai state hoặc 404 do tài nguyên không tồn tại là hành vi trái quyền. Các khác biệt SRS/SDD cần xác nhận tại PC-03.</w:t>
+        <w:t xml:space="preserve">Quy tắc mã lỗi (đề xuất đồng bộ v1.2, chờ SE–Khánh review tại PC-03). API bảo vệ: token thiếu/hỏng/hết hạn/thu hồi → 401. Kiểm role có được gọi endpoint trước khi đọc tài nguyên; không được → 403. Khi role được gọi API, ticket ngoài phạm vi xem → 404; xem được nhưng không có quyền thao tác → 403; sai trạng thái sau kiểm quyền → 422. Validation giải pháp rỗng/khoảng trắng/&lt;20 ký tự → 400, giữ In Progress. Chỉ ghi AUTHZ_DENIED khi từ chối quyền; không tính 404 tài nguyên không tồn tại, lỗi validation hoặc sai trạng thái là AUTHZ_DENIED.</w:t>
       </w:r>
       <w:r>
         <w:rPr>
@@ -21580,7 +21575,7 @@
         <w:rPr>
           <w:rtl w:val="0"/>
         </w:rPr>
-        <w:t xml:space="preserve">Trạng thái: kế hoạch, chưa chạy kiểm thử và chưa có EV thực tế. Expected theo SRS/SDD và baseline §5; các ca vướng PC-01…PC-06 tại §3.4 phải được chốt trước nghiệm thu. Xác thực trước (token không hợp lệ → 401), rồi kiểm quyền xem/hành động và trạng thái. Mã SEC-TC-HD-03.1…03.5 và -08.1…08.5 là ca con của -03/-08; dùng chung nhóm EV nhưng phải ghi kết quả từng ca. Chỉ thực hiện kiểm thử khi có kế hoạch, scope và môi trường được phê duyệt.</w:t>
+        <w:t xml:space="preserve">Trạng thái cập nhật 30/10/2026: các ca bảo mật ứng dụng chưa có kết quả chạy tích hợp. PR #5 đã có kế hoạch/EV-HD-23 NOT RUN và báo cáo EV-HD-28 Partially Verified; log gốc còn thiếu, chưa nghiệm thu. Báo cáo DB khởi tạo PASS trong container test riêng không phải PASS cho IA-HD03/07. Expected theo SRS và ma trận §5; ca vướng PC-01…06 phải chốt trước nghiệm thu. Thứ tự mã lỗi theo đề xuất PC-03/SDD §6.5; ca con -03.1…03.5 và -08.1…08.5 ghi kết quả riêng. Mọi kiểm thử chủ động phải theo kế hoạch/scope được duyệt.</w:t>
       </w:r>
     </w:p>
     <w:p>
@@ -22489,20 +22484,7 @@
               <w:rPr>
                 <w:rtl w:val="0"/>
               </w:rPr>
-              <w:t xml:space="preserve">Role được lấy từ nguồn tin cậy. Trên ticket xem được, role không được làm thao tác → 403, không đổi dữ liệu; Admin xem ticket → 200, thao tác nghiệp vụ bị từ chối. Manager phân công và Admin đổi role hợp lệ có audit trước/sau.</w:t>
-            </w:r>
-          </w:p>
-          <w:p>
-            <w:pPr>
-              <w:keepNext w:val="0"/>
-              <w:spacing w:after="80" w:before="0" w:line="264" w:lineRule="auto"/>
-              <w:rPr/>
-            </w:pPr>
-            <w:r>
-              <w:rPr>
-                <w:rtl w:val="0"/>
-              </w:rPr>
-              <w:t xml:space="preserve">Manager PATCH status và Admin tải byte: §5 hiện Deny 403, SDD §4/§6 còn lệch, phải chốt §3.4 trước nghiệm thu. Với ticket không xem được, áp dụng 404 trước kiểm hành động; không lấy ca đó để kết luận sai về 403.</w:t>
+              <w:t xml:space="preserve">Role lấy từ nguồn tin cậy. Role không được gọi endpoint → 403 trước khi đọc ticket; với role được gọi API, ticket ngoài phạm vi xem → 404; ticket trong phạm vi nhưng không được thao tác → 403. Không đổi dữ liệu khi từ chối, có AUTHZ_DENIED. Admin xem ticket → 200, các thao tác nghiệp vụ bị từ chối. Manager phân công/Admin đổi role hợp lệ có audit trước/sau. Manager PATCH status và Admin tải byte còn chờ PC-03; Expected này là đề xuất v1.2, cần SE/Khánh xác nhận trước nghiệm thu.</w:t>
             </w:r>
             <w:r>
               <w:rPr>
@@ -23033,9 +23015,17 @@
               <w:rPr>
                 <w:rtl w:val="0"/>
               </w:rPr>
-              <w:t xml:space="preserve">TLS/headers khớp baseline đã duyệt; HSTS phù hợp HTTPS. Không có secrets thật trong phần đã rà; .env.example chỉ mẫu. Thiết kế lưu token và log không để lộ JWT; khả năng dùng lại token xác minh riêng ở SEC-TC-HD-02.</w:t>
-            </w:r>
-          </w:p>
+              <w:t xml:space="preserve">TLS/headers, quyền/cổng/DB/log phải khớp baseline và đúng commit/môi trường được duyệt. PR #5 báo cáo -08.1/-08.2/-08.4/-08.5 Partially Verified, -08.3 có finding cần xử lý; đây là kết quả được báo cáo, chưa nghiệm thu độc lập. PR #6 đã yêu cầu POSTGRES_PASSWORD/JWT_SECRET qua biến môi trường, cần đối chiếu lại finding theo commit mới. Backend/gateway chưa tích hợp đầy đủ, Gitleaks/log gốc còn thiếu; không kết luận toàn bộ IA-HD07 PASS.</w:t>
+            </w:r>
+            <w:r>
+              <w:rPr>
+                <w:rtl w:val="0"/>
+              </w:rPr>
+            </w:r>
+          </w:p>
+        </w:tc>
+        <w:tc>
+          <w:tcPr/>
           <w:p>
             <w:pPr>
               <w:keepNext w:val="0"/>
@@ -23046,41 +23036,7 @@
               <w:rPr>
                 <w:rtl w:val="0"/>
               </w:rPr>
-              <w:t xml:space="preserve">Chỉ công khai cổng được duyệt (thiết kế dự kiến 443); DB không công khai, tài khoản dịch vụ quyền tối thiểu, bổ trợ chống TH-12. Log có quyền và backup theo thiết kế.</w:t>
-            </w:r>
-          </w:p>
-          <w:p>
-            <w:pPr>
-              <w:keepNext w:val="0"/>
-              <w:spacing w:after="80" w:before="0" w:line="264" w:lineRule="auto"/>
-              <w:rPr/>
-            </w:pPr>
-            <w:r>
-              <w:rPr>
-                <w:rtl w:val="0"/>
-              </w:rPr>
-              <w:t xml:space="preserve">T2-04/SDD §8 còn thiếu chi tiết triển khai; ghi Blocked/Not run theo từng ca, không kết luận triển khai an toàn khi chưa có bằng chứng.</w:t>
-            </w:r>
-            <w:r>
-              <w:rPr>
-                <w:rtl w:val="0"/>
-              </w:rPr>
-            </w:r>
-          </w:p>
-        </w:tc>
-        <w:tc>
-          <w:tcPr/>
-          <w:p>
-            <w:pPr>
-              <w:keepNext w:val="0"/>
-              <w:spacing w:after="80" w:before="0" w:line="264" w:lineRule="auto"/>
-              <w:rPr/>
-            </w:pPr>
-            <w:r>
-              <w:rPr>
-                <w:rtl w:val="0"/>
-              </w:rPr>
-              <w:t xml:space="preserve">EV-HD-28 (dự kiến): SEC-TC-HD-08.1–08.5; cấu hình/bằng chứng TLS/headers, báo cáo secrets, vị trí lưu token, quyền/cổng/DB/log đã che secrets; ghi commit, thời gian và scope.</w:t>
+              <w:t xml:space="preserve">EV-HD-28: báo cáo một phần tại https://github.com/Tam3332/P01-IT-Helpdesk/blob/docs/t1-04-security-lab/evidence/T1-04/EV-HD-28-summary.md . Cần bổ sung 4 log gốc đã che secrets, commit, thời gian, môi trường và kết quả từng ca -08.1…08.5. PR #6 là đầu vào cấu hình mới, không thay báo cáo nghiệm thu.</w:t>
             </w:r>
             <w:r>
               <w:rPr>
@@ -23111,6 +23067,17 @@
           <w:rtl w:val="0"/>
         </w:rPr>
         <w:t xml:space="preserve">7. Security tools &amp; hardening</w:t>
+      </w:r>
+    </w:p>
+    <w:p>
+      <w:pPr>
+        <w:rPr/>
+      </w:pPr>
+      <w:r>
+        <w:rPr>
+          <w:rtl w:val="0"/>
+        </w:rPr>
+        <w:t xml:space="preserve">Cập nhật 30/10/2026: PR #5 đã có security-tools-draft.md và lab-architecture.md; EV-HD-23 NOT RUN, EV-HD-28 Partially Verified. PR #6 có Compose tích hợp Frontend/DB ở nhánh riêng. Các môi trường/commit khác nhau phải ghi riêng khi đánh giá. Chưa có báo cáo Gitleaks hoặc kết quả ZAP/Trivy để kết luận các kiểm soát đó đã xác minh. Nguồn: https://github.com/Tam3332/P01-IT-Helpdesk/pull/5 ; https://github.com/Tam3332/P01-IT-Helpdesk/pull/6 .</w:t>
       </w:r>
     </w:p>
     <w:tbl>
@@ -25012,7 +24979,12 @@
               <w:rPr>
                 <w:rtl w:val="0"/>
               </w:rPr>
-              <w:t xml:space="preserve">Người có quyền hệ thống cao hoặc lỗi lưu trữ vẫn có thể làm mất log. Chưa xác minh phân quyền, sao lưu và phục hồi; chưa chấm điểm sau xử lý.</w:t>
+              <w:t xml:space="preserve">PR #5 có báo cáo kiểm tra log/Nginx một phần nhưng chưa đính kèm log gốc; PR #6 có audit_logs volume trong thiết kế, chưa có Backend/Monitoring tích hợp để xác minh quyền ghi/đọc, backup/restore. Chưa chấm residual hoặc nghiệm thu TH-09.</w:t>
+            </w:r>
+            <w:r>
+              <w:rPr>
+                <w:rtl w:val="0"/>
+              </w:rPr>
             </w:r>
           </w:p>
         </w:tc>
@@ -25150,7 +25122,12 @@
               <w:rPr>
                 <w:rtl w:val="0"/>
               </w:rPr>
-              <w:t xml:space="preserve">Secrets có thể còn trong commit cũ, bản sao hoặc log chưa được rà. Xóa file hiện tại không đủ nếu secret đã lộ. Chưa có báo cáo xác minh; chưa chấm điểm sau xử lý.</w:t>
+              <w:t xml:space="preserve">PR #5 báo cáo tìm thấy giá trị fallback cho password/JWT trong Compose đã rà; log gốc còn thiếu. PR #6 phiên bản 0b2c795 đã dùng biến môi trường bắt buộc cho hai giá trị này. Cần Nhi đối chiếu finding với commit mới và bổ sung Gitleaks/report theo scope; chưa xác nhận sạch secrets/lịch sử và chưa chấm residual.</w:t>
+            </w:r>
+            <w:r>
+              <w:rPr>
+                <w:rtl w:val="0"/>
+              </w:rPr>
             </w:r>
           </w:p>
         </w:tc>
@@ -25166,20 +25143,7 @@
               <w:rPr>
                 <w:rtl w:val="0"/>
               </w:rPr>
-              <w:t xml:space="preserve">Đề xuất giảm thiểu; Nhi phối hợp Backend xử lý nếu xác nhận phát hiện.</w:t>
-            </w:r>
-          </w:p>
-          <w:p>
-            <w:pPr>
-              <w:keepNext w:val="0"/>
-              <w:spacing w:after="80" w:before="0" w:line="264" w:lineRule="auto"/>
-              <w:rPr/>
-            </w:pPr>
-            <w:r>
-              <w:rPr>
-                <w:rtl w:val="0"/>
-              </w:rPr>
-              <w:t xml:space="preserve">IA-HD07; SEC-TC-HD-08 → EV-HD-28.</w:t>
+              <w:t xml:space="preserve">Đang xử lý, chưa đóng: Nhi + Chính/Backend review PR #5/#6, dẫn đúng file/commit và cung cấp kết quả sau sửa. IA-HD07; SEC-TC-HD-08 → EV-HD-28 (báo cáo một phần).</w:t>
             </w:r>
             <w:r>
               <w:rPr>
@@ -25500,8 +25464,8 @@
       </w:r>
     </w:p>
     <w:sectPr>
-      <w:headerReference r:id="rId8" w:type="default"/>
-      <w:footerReference r:id="rId9" w:type="default"/>
+      <w:headerReference r:id="rId7" w:type="default"/>
+      <w:footerReference r:id="rId8" w:type="default"/>
       <w:pgSz w:h="15840" w:w="12240" w:orient="portrait"/>
       <w:pgMar w:bottom="1008" w:top="1152" w:left="1224" w:right="1080" w:header="720" w:footer="720"/>
       <w:pgNumType w:start="1"/>
@@ -25552,7 +25516,7 @@
         <w:color w:val="4f81bd"/>
         <w:rtl w:val="0"/>
       </w:rPr>
-      <w:t xml:space="preserve">Group2 • P01 • SecRS v1.1 / 29-10-2026 • Trang </w:t>
+      <w:t xml:space="preserve">Group2 • P01 • SecRS v1.2 / 30-10-2026 • Trang </w:t>
     </w:r>
     <w:r>
       <w:rPr>
